--- a/a7/packages/A7 Unit 3 - Exponents and Scientific Notation/Answer Keys/A7 3.02  Question Bank - Additional Key.docx
+++ b/a7/packages/A7 Unit 3 - Exponents and Scientific Notation/Answer Keys/A7 3.02  Question Bank - Additional Key.docx
@@ -2250,16 +2250,16 @@
                 <w:rFonts w:ascii="FreeSerif" w:hAnsi="FreeSerif" w:eastAsia="FreeSerif"/>
                 <w:b w:val="0"/>
                 <w:i w:val="0"/>
-                <w:color w:val="9E1B32"/>
+                <w:color w:val="1A1A1A"/>
                 <w:sz w:val="22"/>
               </w:rPr>
-              <w:t xml:space="preserve">●   </w:t>
+              <w:t xml:space="preserve">○   </w:t>
             </w:r>
             <w:r>
               <w:rPr>
-                <w:b/>
+                <w:b w:val="0"/>
                 <w:i w:val="0"/>
-                <w:color w:val="9E1B32"/>
+                <w:color w:val="1A1A1A"/>
                 <w:sz w:val="22"/>
               </w:rPr>
               <w:t xml:space="preserve">A.  </w:t>
@@ -2267,7 +2267,7 @@
             <w:r>
               <w:drawing>
                 <wp:inline xmlns:a="http://schemas.openxmlformats.org/drawingml/2006/main" xmlns:pic="http://schemas.openxmlformats.org/drawingml/2006/picture">
-                  <wp:extent cx="131064" cy="143256"/>
+                  <wp:extent cx="115824" cy="140208"/>
                   <wp:docPr id="27" name="Picture 27"/>
                   <wp:cNvGraphicFramePr>
                     <a:graphicFrameLocks noChangeAspect="1"/>
@@ -2276,7 +2276,7 @@
                     <a:graphicData uri="http://schemas.openxmlformats.org/drawingml/2006/picture">
                       <pic:pic>
                         <pic:nvPicPr>
-                          <pic:cNvPr id="0" name="0eb7d967964f1de3.png"/>
+                          <pic:cNvPr id="0" name="71470cc5c0b770aa.png"/>
                           <pic:cNvPicPr/>
                         </pic:nvPicPr>
                         <pic:blipFill>
@@ -2288,7 +2288,7 @@
                         <pic:spPr>
                           <a:xfrm>
                             <a:off x="0" y="0"/>
-                            <a:ext cx="131064" cy="143256"/>
+                            <a:ext cx="115824" cy="140208"/>
                           </a:xfrm>
                           <a:prstGeom prst="rect"/>
                         </pic:spPr>
@@ -2385,7 +2385,7 @@
             <w:r>
               <w:drawing>
                 <wp:inline xmlns:a="http://schemas.openxmlformats.org/drawingml/2006/main" xmlns:pic="http://schemas.openxmlformats.org/drawingml/2006/picture">
-                  <wp:extent cx="115824" cy="140208"/>
+                  <wp:extent cx="188976" cy="143256"/>
                   <wp:docPr id="29" name="Picture 29"/>
                   <wp:cNvGraphicFramePr>
                     <a:graphicFrameLocks noChangeAspect="1"/>
@@ -2394,7 +2394,7 @@
                     <a:graphicData uri="http://schemas.openxmlformats.org/drawingml/2006/picture">
                       <pic:pic>
                         <pic:nvPicPr>
-                          <pic:cNvPr id="0" name="71470cc5c0b770aa.png"/>
+                          <pic:cNvPr id="0" name="c417fa6ed2b229b6.png"/>
                           <pic:cNvPicPr/>
                         </pic:nvPicPr>
                         <pic:blipFill>
@@ -2406,7 +2406,7 @@
                         <pic:spPr>
                           <a:xfrm>
                             <a:off x="0" y="0"/>
-                            <a:ext cx="115824" cy="140208"/>
+                            <a:ext cx="188976" cy="143256"/>
                           </a:xfrm>
                           <a:prstGeom prst="rect"/>
                         </pic:spPr>
@@ -2427,16 +2427,16 @@
                 <w:rFonts w:ascii="FreeSerif" w:hAnsi="FreeSerif" w:eastAsia="FreeSerif"/>
                 <w:b w:val="0"/>
                 <w:i w:val="0"/>
-                <w:color w:val="1A1A1A"/>
+                <w:color w:val="9E1B32"/>
                 <w:sz w:val="22"/>
               </w:rPr>
-              <w:t xml:space="preserve">○   </w:t>
+              <w:t xml:space="preserve">●   </w:t>
             </w:r>
             <w:r>
               <w:rPr>
-                <w:b w:val="0"/>
+                <w:b/>
                 <w:i w:val="0"/>
-                <w:color w:val="1A1A1A"/>
+                <w:color w:val="9E1B32"/>
                 <w:sz w:val="22"/>
               </w:rPr>
               <w:t xml:space="preserve">D.  </w:t>
@@ -2444,7 +2444,7 @@
             <w:r>
               <w:drawing>
                 <wp:inline xmlns:a="http://schemas.openxmlformats.org/drawingml/2006/main" xmlns:pic="http://schemas.openxmlformats.org/drawingml/2006/picture">
-                  <wp:extent cx="188976" cy="143256"/>
+                  <wp:extent cx="131064" cy="143256"/>
                   <wp:docPr id="30" name="Picture 30"/>
                   <wp:cNvGraphicFramePr>
                     <a:graphicFrameLocks noChangeAspect="1"/>
@@ -2453,7 +2453,7 @@
                     <a:graphicData uri="http://schemas.openxmlformats.org/drawingml/2006/picture">
                       <pic:pic>
                         <pic:nvPicPr>
-                          <pic:cNvPr id="0" name="c417fa6ed2b229b6.png"/>
+                          <pic:cNvPr id="0" name="0eb7d967964f1de3.png"/>
                           <pic:cNvPicPr/>
                         </pic:nvPicPr>
                         <pic:blipFill>
@@ -2465,7 +2465,7 @@
                         <pic:spPr>
                           <a:xfrm>
                             <a:off x="0" y="0"/>
-                            <a:ext cx="188976" cy="143256"/>
+                            <a:ext cx="131064" cy="143256"/>
                           </a:xfrm>
                           <a:prstGeom prst="rect"/>
                         </pic:spPr>
@@ -2488,7 +2488,7 @@
                 <w:color w:val="9E1B32"/>
                 <w:sz w:val="22"/>
               </w:rPr>
-              <w:t>A</w:t>
+              <w:t>D</w:t>
             </w:r>
           </w:p>
         </w:tc>
@@ -2585,7 +2585,7 @@
             <w:r>
               <w:drawing>
                 <wp:inline xmlns:a="http://schemas.openxmlformats.org/drawingml/2006/main" xmlns:pic="http://schemas.openxmlformats.org/drawingml/2006/picture">
-                  <wp:extent cx="128016" cy="143256"/>
+                  <wp:extent cx="118872" cy="231648"/>
                   <wp:docPr id="31" name="Picture 31"/>
                   <wp:cNvGraphicFramePr>
                     <a:graphicFrameLocks noChangeAspect="1"/>
@@ -2594,7 +2594,7 @@
                     <a:graphicData uri="http://schemas.openxmlformats.org/drawingml/2006/picture">
                       <pic:pic>
                         <pic:nvPicPr>
-                          <pic:cNvPr id="0" name="85046fa9dfe7db6a.png"/>
+                          <pic:cNvPr id="0" name="d964f52447c99336.png"/>
                           <pic:cNvPicPr/>
                         </pic:nvPicPr>
                         <pic:blipFill>
@@ -2606,7 +2606,125 @@
                         <pic:spPr>
                           <a:xfrm>
                             <a:off x="0" y="0"/>
-                            <a:ext cx="128016" cy="143256"/>
+                            <a:ext cx="118872" cy="231648"/>
+                          </a:xfrm>
+                          <a:prstGeom prst="rect"/>
+                        </pic:spPr>
+                      </pic:pic>
+                    </a:graphicData>
+                  </a:graphic>
+                </wp:inline>
+              </w:drawing>
+            </w:r>
+          </w:p>
+          <w:p>
+            <w:pPr>
+              <w:spacing w:before="40" w:after="40"/>
+              <w:ind w:left="1300" w:hanging="380"/>
+            </w:pPr>
+            <w:r>
+              <w:rPr>
+                <w:rFonts w:ascii="FreeSerif" w:hAnsi="FreeSerif" w:eastAsia="FreeSerif"/>
+                <w:b w:val="0"/>
+                <w:i w:val="0"/>
+                <w:color w:val="1A1A1A"/>
+                <w:sz w:val="22"/>
+              </w:rPr>
+              <w:t xml:space="preserve">☐   </w:t>
+            </w:r>
+            <w:r>
+              <w:rPr>
+                <w:b w:val="0"/>
+                <w:i w:val="0"/>
+                <w:color w:val="1A1A1A"/>
+                <w:sz w:val="22"/>
+              </w:rPr>
+              <w:t xml:space="preserve">B.  </w:t>
+            </w:r>
+            <w:r>
+              <w:drawing>
+                <wp:inline xmlns:a="http://schemas.openxmlformats.org/drawingml/2006/main" xmlns:pic="http://schemas.openxmlformats.org/drawingml/2006/picture">
+                  <wp:extent cx="131064" cy="143256"/>
+                  <wp:docPr id="32" name="Picture 32"/>
+                  <wp:cNvGraphicFramePr>
+                    <a:graphicFrameLocks noChangeAspect="1"/>
+                  </wp:cNvGraphicFramePr>
+                  <a:graphic>
+                    <a:graphicData uri="http://schemas.openxmlformats.org/drawingml/2006/picture">
+                      <pic:pic>
+                        <pic:nvPicPr>
+                          <pic:cNvPr id="0" name="2584bdd88306b428.png"/>
+                          <pic:cNvPicPr/>
+                        </pic:nvPicPr>
+                        <pic:blipFill>
+                          <a:blip r:embed="rId40"/>
+                          <a:stretch>
+                            <a:fillRect/>
+                          </a:stretch>
+                        </pic:blipFill>
+                        <pic:spPr>
+                          <a:xfrm>
+                            <a:off x="0" y="0"/>
+                            <a:ext cx="131064" cy="143256"/>
+                          </a:xfrm>
+                          <a:prstGeom prst="rect"/>
+                        </pic:spPr>
+                      </pic:pic>
+                    </a:graphicData>
+                  </a:graphic>
+                </wp:inline>
+              </w:drawing>
+            </w:r>
+          </w:p>
+          <w:p>
+            <w:pPr>
+              <w:spacing w:before="40" w:after="40"/>
+              <w:ind w:left="1300" w:hanging="380"/>
+            </w:pPr>
+            <w:r>
+              <w:rPr>
+                <w:rFonts w:ascii="FreeSerif" w:hAnsi="FreeSerif" w:eastAsia="FreeSerif"/>
+                <w:b w:val="0"/>
+                <w:i w:val="0"/>
+                <w:color w:val="1A1A1A"/>
+                <w:sz w:val="22"/>
+              </w:rPr>
+              <w:t xml:space="preserve">☐   </w:t>
+            </w:r>
+            <w:r>
+              <w:rPr>
+                <w:b w:val="0"/>
+                <w:i w:val="0"/>
+                <w:color w:val="1A1A1A"/>
+                <w:sz w:val="22"/>
+              </w:rPr>
+              <w:t xml:space="preserve">C.  </w:t>
+            </w:r>
+            <w:r>
+              <w:drawing>
+                <wp:inline xmlns:a="http://schemas.openxmlformats.org/drawingml/2006/main" xmlns:pic="http://schemas.openxmlformats.org/drawingml/2006/picture">
+                  <wp:extent cx="109728" cy="249935"/>
+                  <wp:docPr id="33" name="Picture 33"/>
+                  <wp:cNvGraphicFramePr>
+                    <a:graphicFrameLocks noChangeAspect="1"/>
+                  </wp:cNvGraphicFramePr>
+                  <a:graphic>
+                    <a:graphicData uri="http://schemas.openxmlformats.org/drawingml/2006/picture">
+                      <pic:pic>
+                        <pic:nvPicPr>
+                          <pic:cNvPr id="0" name="6e71593d06ab3d0c.png"/>
+                          <pic:cNvPicPr/>
+                        </pic:nvPicPr>
+                        <pic:blipFill>
+                          <a:blip r:embed="rId41"/>
+                          <a:stretch>
+                            <a:fillRect/>
+                          </a:stretch>
+                        </pic:blipFill>
+                        <pic:spPr>
+                          <a:xfrm>
+                            <a:off x="0" y="0"/>
+                            <a:ext cx="109728" cy="249935"/>
                           </a:xfrm>
                           <a:prstGeom prst="rect"/>
                         </pic:spPr>
@@ -2639,13 +2757,72 @@
                 <w:color w:val="9E1B32"/>
                 <w:sz w:val="22"/>
               </w:rPr>
-              <w:t xml:space="preserve">B.  </w:t>
+              <w:t xml:space="preserve">D.  </w:t>
+            </w:r>
+            <w:r>
+              <w:drawing>
+                <wp:inline xmlns:a="http://schemas.openxmlformats.org/drawingml/2006/main" xmlns:pic="http://schemas.openxmlformats.org/drawingml/2006/picture">
+                  <wp:extent cx="271272" cy="213360"/>
+                  <wp:docPr id="34" name="Picture 34"/>
+                  <wp:cNvGraphicFramePr>
+                    <a:graphicFrameLocks noChangeAspect="1"/>
+                  </wp:cNvGraphicFramePr>
+                  <a:graphic>
+                    <a:graphicData uri="http://schemas.openxmlformats.org/drawingml/2006/picture">
+                      <pic:pic>
+                        <pic:nvPicPr>
+                          <pic:cNvPr id="0" name="2811dee2fee83f91.png"/>
+                          <pic:cNvPicPr/>
+                        </pic:nvPicPr>
+                        <pic:blipFill>
+                          <a:blip r:embed="rId42"/>
+                          <a:stretch>
+                            <a:fillRect/>
+                          </a:stretch>
+                        </pic:blipFill>
+                        <pic:spPr>
+                          <a:xfrm>
+                            <a:off x="0" y="0"/>
+                            <a:ext cx="271272" cy="213360"/>
+                          </a:xfrm>
+                          <a:prstGeom prst="rect"/>
+                        </pic:spPr>
+                      </pic:pic>
+                    </a:graphicData>
+                  </a:graphic>
+                </wp:inline>
+              </w:drawing>
+            </w:r>
+          </w:p>
+          <w:p>
+            <w:pPr>
+              <w:spacing w:before="40" w:after="40"/>
+              <w:ind w:left="1300" w:hanging="380"/>
+            </w:pPr>
+            <w:r>
+              <w:rPr>
+                <w:rFonts w:ascii="FreeSerif" w:hAnsi="FreeSerif" w:eastAsia="FreeSerif"/>
+                <w:b w:val="0"/>
+                <w:i w:val="0"/>
+                <w:color w:val="9E1B32"/>
+                <w:sz w:val="22"/>
+              </w:rPr>
+              <w:t xml:space="preserve">☒   </w:t>
+            </w:r>
+            <w:r>
+              <w:rPr>
+                <w:b/>
+                <w:i w:val="0"/>
+                <w:color w:val="9E1B32"/>
+                <w:sz w:val="22"/>
+              </w:rPr>
+              <w:t xml:space="preserve">E.  </w:t>
             </w:r>
             <w:r>
               <w:drawing>
                 <wp:inline xmlns:a="http://schemas.openxmlformats.org/drawingml/2006/main" xmlns:pic="http://schemas.openxmlformats.org/drawingml/2006/picture">
                   <wp:extent cx="109728" cy="252984"/>
-                  <wp:docPr id="32" name="Picture 32"/>
+                  <wp:docPr id="35" name="Picture 35"/>
                   <wp:cNvGraphicFramePr>
                     <a:graphicFrameLocks noChangeAspect="1"/>
                   </wp:cNvGraphicFramePr>
@@ -2657,7 +2834,7 @@
                           <pic:cNvPicPr/>
                         </pic:nvPicPr>
                         <pic:blipFill>
-                          <a:blip r:embed="rId40"/>
+                          <a:blip r:embed="rId43"/>
                           <a:stretch>
                             <a:fillRect/>
                           </a:stretch>
@@ -2698,189 +2875,12 @@
                 <w:color w:val="9E1B32"/>
                 <w:sz w:val="22"/>
               </w:rPr>
-              <w:t xml:space="preserve">C.  </w:t>
-            </w:r>
-            <w:r>
-              <w:drawing>
-                <wp:inline xmlns:a="http://schemas.openxmlformats.org/drawingml/2006/main" xmlns:pic="http://schemas.openxmlformats.org/drawingml/2006/picture">
-                  <wp:extent cx="271272" cy="213360"/>
-                  <wp:docPr id="33" name="Picture 33"/>
-                  <wp:cNvGraphicFramePr>
-                    <a:graphicFrameLocks noChangeAspect="1"/>
-                  </wp:cNvGraphicFramePr>
-                  <a:graphic>
-                    <a:graphicData uri="http://schemas.openxmlformats.org/drawingml/2006/picture">
-                      <pic:pic>
-                        <pic:nvPicPr>
-                          <pic:cNvPr id="0" name="2811dee2fee83f91.png"/>
-                          <pic:cNvPicPr/>
-                        </pic:nvPicPr>
-                        <pic:blipFill>
-                          <a:blip r:embed="rId41"/>
-                          <a:stretch>
-                            <a:fillRect/>
-                          </a:stretch>
-                        </pic:blipFill>
-                        <pic:spPr>
-                          <a:xfrm>
-                            <a:off x="0" y="0"/>
-                            <a:ext cx="271272" cy="213360"/>
-                          </a:xfrm>
-                          <a:prstGeom prst="rect"/>
-                        </pic:spPr>
-                      </pic:pic>
-                    </a:graphicData>
-                  </a:graphic>
-                </wp:inline>
-              </w:drawing>
-            </w:r>
-          </w:p>
-          <w:p>
-            <w:pPr>
-              <w:spacing w:before="40" w:after="40"/>
-              <w:ind w:left="1300" w:hanging="380"/>
-            </w:pPr>
-            <w:r>
-              <w:rPr>
-                <w:rFonts w:ascii="FreeSerif" w:hAnsi="FreeSerif" w:eastAsia="FreeSerif"/>
-                <w:b w:val="0"/>
-                <w:i w:val="0"/>
-                <w:color w:val="9E1B32"/>
-                <w:sz w:val="22"/>
-              </w:rPr>
-              <w:t xml:space="preserve">☒   </w:t>
-            </w:r>
-            <w:r>
-              <w:rPr>
-                <w:b/>
-                <w:i w:val="0"/>
-                <w:color w:val="9E1B32"/>
-                <w:sz w:val="22"/>
-              </w:rPr>
-              <w:t xml:space="preserve">D.  </w:t>
-            </w:r>
-            <w:r>
-              <w:drawing>
-                <wp:inline xmlns:a="http://schemas.openxmlformats.org/drawingml/2006/main" xmlns:pic="http://schemas.openxmlformats.org/drawingml/2006/picture">
-                  <wp:extent cx="118872" cy="231648"/>
-                  <wp:docPr id="34" name="Picture 34"/>
-                  <wp:cNvGraphicFramePr>
-                    <a:graphicFrameLocks noChangeAspect="1"/>
-                  </wp:cNvGraphicFramePr>
-                  <a:graphic>
-                    <a:graphicData uri="http://schemas.openxmlformats.org/drawingml/2006/picture">
-                      <pic:pic>
-                        <pic:nvPicPr>
-                          <pic:cNvPr id="0" name="d964f52447c99336.png"/>
-                          <pic:cNvPicPr/>
-                        </pic:nvPicPr>
-                        <pic:blipFill>
-                          <a:blip r:embed="rId42"/>
-                          <a:stretch>
-                            <a:fillRect/>
-                          </a:stretch>
-                        </pic:blipFill>
-                        <pic:spPr>
-                          <a:xfrm>
-                            <a:off x="0" y="0"/>
-                            <a:ext cx="118872" cy="231648"/>
-                          </a:xfrm>
-                          <a:prstGeom prst="rect"/>
-                        </pic:spPr>
-                      </pic:pic>
-                    </a:graphicData>
-                  </a:graphic>
-                </wp:inline>
-              </w:drawing>
-            </w:r>
-          </w:p>
-          <w:p>
-            <w:pPr>
-              <w:spacing w:before="40" w:after="40"/>
-              <w:ind w:left="1300" w:hanging="380"/>
-            </w:pPr>
-            <w:r>
-              <w:rPr>
-                <w:rFonts w:ascii="FreeSerif" w:hAnsi="FreeSerif" w:eastAsia="FreeSerif"/>
-                <w:b w:val="0"/>
-                <w:i w:val="0"/>
-                <w:color w:val="1A1A1A"/>
-                <w:sz w:val="22"/>
-              </w:rPr>
-              <w:t xml:space="preserve">☐   </w:t>
-            </w:r>
-            <w:r>
-              <w:rPr>
-                <w:b w:val="0"/>
-                <w:i w:val="0"/>
-                <w:color w:val="1A1A1A"/>
-                <w:sz w:val="22"/>
-              </w:rPr>
-              <w:t xml:space="preserve">E.  </w:t>
-            </w:r>
-            <w:r>
-              <w:drawing>
-                <wp:inline xmlns:a="http://schemas.openxmlformats.org/drawingml/2006/main" xmlns:pic="http://schemas.openxmlformats.org/drawingml/2006/picture">
-                  <wp:extent cx="109728" cy="249935"/>
-                  <wp:docPr id="35" name="Picture 35"/>
-                  <wp:cNvGraphicFramePr>
-                    <a:graphicFrameLocks noChangeAspect="1"/>
-                  </wp:cNvGraphicFramePr>
-                  <a:graphic>
-                    <a:graphicData uri="http://schemas.openxmlformats.org/drawingml/2006/picture">
-                      <pic:pic>
-                        <pic:nvPicPr>
-                          <pic:cNvPr id="0" name="6e71593d06ab3d0c.png"/>
-                          <pic:cNvPicPr/>
-                        </pic:nvPicPr>
-                        <pic:blipFill>
-                          <a:blip r:embed="rId43"/>
-                          <a:stretch>
-                            <a:fillRect/>
-                          </a:stretch>
-                        </pic:blipFill>
-                        <pic:spPr>
-                          <a:xfrm>
-                            <a:off x="0" y="0"/>
-                            <a:ext cx="109728" cy="249935"/>
-                          </a:xfrm>
-                          <a:prstGeom prst="rect"/>
-                        </pic:spPr>
-                      </pic:pic>
-                    </a:graphicData>
-                  </a:graphic>
-                </wp:inline>
-              </w:drawing>
-            </w:r>
-          </w:p>
-          <w:p>
-            <w:pPr>
-              <w:spacing w:before="40" w:after="40"/>
-              <w:ind w:left="1300" w:hanging="380"/>
-            </w:pPr>
-            <w:r>
-              <w:rPr>
-                <w:rFonts w:ascii="FreeSerif" w:hAnsi="FreeSerif" w:eastAsia="FreeSerif"/>
-                <w:b w:val="0"/>
-                <w:i w:val="0"/>
-                <w:color w:val="1A1A1A"/>
-                <w:sz w:val="22"/>
-              </w:rPr>
-              <w:t xml:space="preserve">☐   </w:t>
-            </w:r>
-            <w:r>
-              <w:rPr>
-                <w:b w:val="0"/>
-                <w:i w:val="0"/>
-                <w:color w:val="1A1A1A"/>
-                <w:sz w:val="22"/>
-              </w:rPr>
               <w:t xml:space="preserve">F.  </w:t>
             </w:r>
             <w:r>
               <w:drawing>
                 <wp:inline xmlns:a="http://schemas.openxmlformats.org/drawingml/2006/main" xmlns:pic="http://schemas.openxmlformats.org/drawingml/2006/picture">
-                  <wp:extent cx="131064" cy="143256"/>
+                  <wp:extent cx="128016" cy="143256"/>
                   <wp:docPr id="36" name="Picture 36"/>
                   <wp:cNvGraphicFramePr>
                     <a:graphicFrameLocks noChangeAspect="1"/>
@@ -2889,7 +2889,7 @@
                     <a:graphicData uri="http://schemas.openxmlformats.org/drawingml/2006/picture">
                       <pic:pic>
                         <pic:nvPicPr>
-                          <pic:cNvPr id="0" name="2584bdd88306b428.png"/>
+                          <pic:cNvPr id="0" name="85046fa9dfe7db6a.png"/>
                           <pic:cNvPicPr/>
                         </pic:nvPicPr>
                         <pic:blipFill>
@@ -2901,7 +2901,7 @@
                         <pic:spPr>
                           <a:xfrm>
                             <a:off x="0" y="0"/>
-                            <a:ext cx="131064" cy="143256"/>
+                            <a:ext cx="128016" cy="143256"/>
                           </a:xfrm>
                           <a:prstGeom prst="rect"/>
                         </pic:spPr>
@@ -2924,7 +2924,7 @@
                 <w:color w:val="9E1B32"/>
                 <w:sz w:val="22"/>
               </w:rPr>
-              <w:t>A, B, C and D</w:t>
+              <w:t>A, D, E and F</w:t>
             </w:r>
           </w:p>
           <w:p>
@@ -2939,7 +2939,7 @@
                 <w:color w:val="6B6B6B"/>
                 <w:sz w:val="19"/>
               </w:rPr>
-              <w:t>D: 7</w:t>
+              <w:t>A: 7</w:t>
             </w:r>
             <w:r>
               <w:rPr>
